--- a/Python Prep/Week 2/MSCF Python Programming Basics 2021 Homework 2.docx
+++ b/Python Prep/Week 2/MSCF Python Programming Basics 2021 Homework 2.docx
@@ -342,13 +342,14 @@
       <w:pPr>
         <w:ind w:left="720"/>
       </w:pPr>
-      <w:proofErr w:type="spellStart"/>
-      <w:r>
-        <w:t>dislays</w:t>
-      </w:r>
-      <w:proofErr w:type="spellEnd"/>
-      <w:r>
-        <w:t>:</w:t>
+      <w:r>
+        <w:t>dis</w:t>
+      </w:r>
+      <w:r>
+        <w:t>p</w:t>
+      </w:r>
+      <w:r>
+        <w:t>lays:</w:t>
       </w:r>
     </w:p>
     <w:p>
@@ -6593,52 +6594,32 @@
         <w:t>record</w:t>
       </w:r>
       <w:r>
-        <w:t xml:space="preserve"> number in a field 4 characters wide, followed by one </w:t>
-      </w:r>
-      <w:proofErr w:type="gramStart"/>
-      <w:r>
-        <w:t>space;</w:t>
-      </w:r>
-      <w:proofErr w:type="gramEnd"/>
+        <w:t xml:space="preserve"> number in a field 4 characters wide, followed by one space;</w:t>
+      </w:r>
     </w:p>
     <w:p>
       <w:pPr>
         <w:ind w:left="1440" w:firstLine="720"/>
       </w:pPr>
       <w:r>
-        <w:t xml:space="preserve">the amount in a field 8 characters wide, followed by one </w:t>
-      </w:r>
-      <w:proofErr w:type="gramStart"/>
-      <w:r>
-        <w:t>space;</w:t>
-      </w:r>
-      <w:proofErr w:type="gramEnd"/>
+        <w:t>the amount in a field 8 characters wide, followed by one space;</w:t>
+      </w:r>
     </w:p>
     <w:p>
       <w:pPr>
         <w:ind w:left="1440" w:firstLine="720"/>
       </w:pPr>
       <w:r>
-        <w:t xml:space="preserve">the category in a field 10 characters wide, followed by one </w:t>
-      </w:r>
-      <w:proofErr w:type="gramStart"/>
-      <w:r>
-        <w:t>space;</w:t>
-      </w:r>
-      <w:proofErr w:type="gramEnd"/>
+        <w:t>the category in a field 10 characters wide, followed by one space;</w:t>
+      </w:r>
     </w:p>
     <w:p>
       <w:pPr>
         <w:ind w:left="1440" w:firstLine="720"/>
       </w:pPr>
       <w:r>
-        <w:t xml:space="preserve">the date in a field 10 characters wide, followed by one </w:t>
-      </w:r>
-      <w:proofErr w:type="gramStart"/>
-      <w:r>
-        <w:t>space;</w:t>
-      </w:r>
-      <w:proofErr w:type="gramEnd"/>
+        <w:t>the date in a field 10 characters wide, followed by one space;</w:t>
+      </w:r>
     </w:p>
     <w:p>
       <w:pPr>
@@ -6777,15 +6758,7 @@
         <w:t>do not</w:t>
       </w:r>
       <w:r>
-        <w:t xml:space="preserve"> look very good, since strings are left-justified in the output by default.  Modify the output so that the amount and category columns are </w:t>
-      </w:r>
-      <w:proofErr w:type="gramStart"/>
-      <w:r>
-        <w:t>right-justified</w:t>
-      </w:r>
-      <w:proofErr w:type="gramEnd"/>
-      <w:r>
-        <w:t xml:space="preserve"> instead.  The first two and last two lines of output should look like:</w:t>
+        <w:t xml:space="preserve"> look very good, since strings are left-justified in the output by default.  Modify the output so that the amount and category columns are right-justified instead.  The first two and last two lines of output should look like:</w:t>
       </w:r>
     </w:p>
     <w:p>
@@ -8084,35 +8057,7 @@
           <w:b/>
           <w:bCs/>
         </w:rPr>
-        <w:t>hw</w:t>
-      </w:r>
-      <w:r>
-        <w:rPr>
-          <w:b/>
-          <w:bCs/>
-        </w:rPr>
-        <w:t>2</w:t>
-      </w:r>
-      <w:r>
-        <w:rPr>
-          <w:b/>
-          <w:bCs/>
-        </w:rPr>
-        <w:t>_</w:t>
-      </w:r>
-      <w:r>
-        <w:rPr>
-          <w:b/>
-          <w:bCs/>
-        </w:rPr>
-        <w:t>2</w:t>
-      </w:r>
-      <w:r>
-        <w:rPr>
-          <w:b/>
-          <w:bCs/>
-        </w:rPr>
-        <w:t>.py</w:t>
+        <w:t>hw2_2.py</w:t>
       </w:r>
       <w:r>
         <w:t>.  At the top of your file, in comment lines, specify the name of the file, the names of the authors, and the date on which you finished coding this file, like this:</w:t>
@@ -8138,39 +8083,7 @@
           <w:b/>
           <w:bCs/>
         </w:rPr>
-        <w:t># File:      hw</w:t>
-      </w:r>
-      <w:r>
-        <w:rPr>
-          <w:rFonts w:ascii="Courier New" w:hAnsi="Courier New" w:cs="Courier New"/>
-          <w:b/>
-          <w:bCs/>
-        </w:rPr>
-        <w:t>2</w:t>
-      </w:r>
-      <w:r>
-        <w:rPr>
-          <w:rFonts w:ascii="Courier New" w:hAnsi="Courier New" w:cs="Courier New"/>
-          <w:b/>
-          <w:bCs/>
-        </w:rPr>
-        <w:t>_</w:t>
-      </w:r>
-      <w:r>
-        <w:rPr>
-          <w:rFonts w:ascii="Courier New" w:hAnsi="Courier New" w:cs="Courier New"/>
-          <w:b/>
-          <w:bCs/>
-        </w:rPr>
-        <w:t>2</w:t>
-      </w:r>
-      <w:r>
-        <w:rPr>
-          <w:rFonts w:ascii="Courier New" w:hAnsi="Courier New" w:cs="Courier New"/>
-          <w:b/>
-          <w:bCs/>
-        </w:rPr>
-        <w:t>.py</w:t>
+        <w:t># File:      hw2_2.py</w:t>
       </w:r>
     </w:p>
     <w:p>
@@ -9528,7 +9441,6 @@
       <w:r>
         <w:t xml:space="preserve"> in </w:t>
       </w:r>
-      <w:proofErr w:type="gramStart"/>
       <w:r>
         <w:rPr>
           <w:b/>
@@ -9537,11 +9449,7 @@
         <w:t>v3</w:t>
       </w:r>
       <w:r>
-        <w:t>, and</w:t>
-      </w:r>
-      <w:proofErr w:type="gramEnd"/>
-      <w:r>
-        <w:t xml:space="preserve"> save that in a variable named </w:t>
+        <w:t xml:space="preserve">, and save that in a variable named </w:t>
       </w:r>
       <w:r>
         <w:rPr>
@@ -9710,54 +9618,79 @@
           <w:ilvl w:val="1"/>
           <w:numId w:val="7"/>
         </w:numPr>
-      </w:pPr>
-      <w:r>
+        <w:rPr>
+          <w:highlight w:val="yellow"/>
+        </w:rPr>
+      </w:pPr>
+      <w:r>
+        <w:rPr>
+          <w:highlight w:val="yellow"/>
+        </w:rPr>
         <w:t xml:space="preserve">Using a </w:t>
       </w:r>
       <w:r>
         <w:rPr>
           <w:b/>
           <w:bCs/>
+          <w:highlight w:val="yellow"/>
         </w:rPr>
         <w:t>for</w:t>
       </w:r>
       <w:r>
+        <w:rPr>
+          <w:highlight w:val="yellow"/>
+        </w:rPr>
         <w:t xml:space="preserve"> loop, iterate through the items in </w:t>
       </w:r>
       <w:r>
         <w:rPr>
           <w:b/>
           <w:bCs/>
+          <w:highlight w:val="yellow"/>
         </w:rPr>
         <w:t>v3</w:t>
       </w:r>
       <w:r>
+        <w:rPr>
+          <w:highlight w:val="yellow"/>
+        </w:rPr>
         <w:t xml:space="preserve"> and, if an item is even, insert it at the front of </w:t>
       </w:r>
       <w:r>
         <w:rPr>
           <w:b/>
           <w:bCs/>
+          <w:highlight w:val="yellow"/>
         </w:rPr>
         <w:t>v3</w:t>
       </w:r>
       <w:r>
+        <w:rPr>
+          <w:highlight w:val="yellow"/>
+        </w:rPr>
         <w:t xml:space="preserve">.  Display </w:t>
       </w:r>
       <w:r>
         <w:rPr>
           <w:b/>
           <w:bCs/>
+          <w:highlight w:val="yellow"/>
         </w:rPr>
         <w:t>v3</w:t>
       </w:r>
       <w:r>
+        <w:rPr>
+          <w:highlight w:val="yellow"/>
+        </w:rPr>
         <w:t xml:space="preserve"> when done.  Output should be:</w:t>
       </w:r>
     </w:p>
     <w:p>
       <w:pPr>
         <w:pStyle w:val="ListParagraph"/>
+        <w:rPr>
+          <w:highlight w:val="yellow"/>
+        </w:rPr>
       </w:pPr>
     </w:p>
     <w:p>
@@ -9771,6 +9704,7 @@
           <w:b/>
           <w:bCs/>
           <w:color w:val="000000" w:themeColor="text1"/>
+          <w:highlight w:val="yellow"/>
         </w:rPr>
         <w:t>[</w:t>
       </w:r>
@@ -9780,6 +9714,7 @@
           <w:b/>
           <w:bCs/>
           <w:color w:val="FF0000"/>
+          <w:highlight w:val="yellow"/>
         </w:rPr>
         <w:t xml:space="preserve">2, 6, 8, </w:t>
       </w:r>
@@ -9789,6 +9724,7 @@
           <w:b/>
           <w:bCs/>
           <w:color w:val="000000" w:themeColor="text1"/>
+          <w:highlight w:val="yellow"/>
         </w:rPr>
         <w:t>8, 7, 6, 5, 5, 3, 2, 1]</w:t>
       </w:r>
@@ -9918,15 +9854,7 @@
         <w:t>v3</w:t>
       </w:r>
       <w:r>
-        <w:t xml:space="preserve"> </w:t>
-      </w:r>
-      <w:proofErr w:type="gramStart"/>
-      <w:r>
-        <w:t>in order to</w:t>
-      </w:r>
-      <w:proofErr w:type="gramEnd"/>
-      <w:r>
-        <w:t xml:space="preserve"> know the index of </w:t>
+        <w:t xml:space="preserve"> in order to know the index of </w:t>
       </w:r>
       <w:r>
         <w:rPr>
@@ -12526,8 +12454,14 @@
           <w:ilvl w:val="1"/>
           <w:numId w:val="7"/>
         </w:numPr>
-      </w:pPr>
-      <w:r>
+        <w:rPr>
+          <w:highlight w:val="yellow"/>
+        </w:rPr>
+      </w:pPr>
+      <w:r>
+        <w:rPr>
+          <w:highlight w:val="yellow"/>
+        </w:rPr>
         <w:lastRenderedPageBreak/>
         <w:t xml:space="preserve">Make a copy of the </w:t>
       </w:r>
@@ -12535,79 +12469,91 @@
         <w:rPr>
           <w:b/>
           <w:bCs/>
+          <w:highlight w:val="yellow"/>
         </w:rPr>
         <w:t>expenses</w:t>
       </w:r>
       <w:r>
+        <w:rPr>
+          <w:highlight w:val="yellow"/>
+        </w:rPr>
         <w:t xml:space="preserve"> </w:t>
       </w:r>
       <w:r>
         <w:rPr>
           <w:b/>
           <w:bCs/>
+          <w:highlight w:val="yellow"/>
         </w:rPr>
         <w:t>list</w:t>
       </w:r>
       <w:r>
+        <w:rPr>
+          <w:highlight w:val="yellow"/>
+        </w:rPr>
         <w:t xml:space="preserve"> of </w:t>
       </w:r>
       <w:r>
         <w:rPr>
           <w:b/>
           <w:bCs/>
+          <w:highlight w:val="yellow"/>
         </w:rPr>
         <w:t>str</w:t>
       </w:r>
       <w:r>
+        <w:rPr>
+          <w:highlight w:val="yellow"/>
+        </w:rPr>
         <w:t xml:space="preserve"> values from </w:t>
       </w:r>
       <w:r>
+        <w:rPr>
+          <w:highlight w:val="yellow"/>
+        </w:rPr>
         <w:t xml:space="preserve">part 1 of this homework into your </w:t>
       </w:r>
       <w:r>
         <w:rPr>
           <w:b/>
           <w:bCs/>
+          <w:highlight w:val="yellow"/>
         </w:rPr>
         <w:t>hw2_2.py</w:t>
       </w:r>
       <w:r>
+        <w:rPr>
+          <w:highlight w:val="yellow"/>
+        </w:rPr>
         <w:t xml:space="preserve"> file.</w:t>
       </w:r>
       <w:r>
-        <w:t xml:space="preserve">  </w:t>
-      </w:r>
-      <w:r>
-        <w:t xml:space="preserve">Test your </w:t>
-      </w:r>
-      <w:r>
-        <w:rPr>
-          <w:b/>
-          <w:bCs/>
-        </w:rPr>
-        <w:t>str</w:t>
-      </w:r>
-      <w:r>
-        <w:rPr>
-          <w:b/>
-          <w:bCs/>
-        </w:rPr>
-        <w:t>_list</w:t>
-      </w:r>
-      <w:r>
-        <w:rPr>
-          <w:b/>
-          <w:bCs/>
-        </w:rPr>
-        <w:t>_to_c2count</w:t>
-      </w:r>
-      <w:r>
+        <w:rPr>
+          <w:highlight w:val="yellow"/>
+        </w:rPr>
+        <w:t xml:space="preserve">  Test your </w:t>
+      </w:r>
+      <w:r>
+        <w:rPr>
+          <w:b/>
+          <w:bCs/>
+          <w:highlight w:val="yellow"/>
+        </w:rPr>
+        <w:t>str_list_to_c2count</w:t>
+      </w:r>
+      <w:r>
+        <w:rPr>
+          <w:highlight w:val="yellow"/>
+        </w:rPr>
         <w:t xml:space="preserve"> function with this code:</w:t>
       </w:r>
     </w:p>
     <w:p>
       <w:pPr>
         <w:ind w:left="1440"/>
+        <w:rPr>
+          <w:highlight w:val="yellow"/>
+        </w:rPr>
       </w:pPr>
     </w:p>
     <w:p>
@@ -12618,6 +12564,7 @@
           <w:b/>
           <w:bCs/>
           <w:color w:val="000000" w:themeColor="text1"/>
+          <w:highlight w:val="yellow"/>
         </w:rPr>
       </w:pPr>
       <w:r>
@@ -12626,8 +12573,9 @@
           <w:b/>
           <w:bCs/>
           <w:color w:val="000000" w:themeColor="text1"/>
-        </w:rPr>
-        <w:t>ret = str</w:t>
+          <w:highlight w:val="yellow"/>
+        </w:rPr>
+        <w:t>ret = str_list_to_c2count(</w:t>
       </w:r>
       <w:r>
         <w:rPr>
@@ -12635,8 +12583,9 @@
           <w:b/>
           <w:bCs/>
           <w:color w:val="000000" w:themeColor="text1"/>
-        </w:rPr>
-        <w:t>_list</w:t>
+          <w:highlight w:val="yellow"/>
+        </w:rPr>
+        <w:t>expenses</w:t>
       </w:r>
       <w:r>
         <w:rPr>
@@ -12644,44 +12593,28 @@
           <w:b/>
           <w:bCs/>
           <w:color w:val="000000" w:themeColor="text1"/>
-        </w:rPr>
-        <w:t>_to_c2count(</w:t>
-      </w:r>
-      <w:r>
+          <w:highlight w:val="yellow"/>
+        </w:rPr>
+        <w:t>)</w:t>
+      </w:r>
+    </w:p>
+    <w:p>
+      <w:pPr>
+        <w:ind w:left="2160"/>
         <w:rPr>
           <w:rFonts w:ascii="Courier New" w:hAnsi="Courier New" w:cs="Courier New"/>
           <w:b/>
           <w:bCs/>
           <w:color w:val="000000" w:themeColor="text1"/>
         </w:rPr>
-        <w:t>expenses</w:t>
-      </w:r>
+      </w:pPr>
       <w:r>
         <w:rPr>
           <w:rFonts w:ascii="Courier New" w:hAnsi="Courier New" w:cs="Courier New"/>
           <w:b/>
           <w:bCs/>
           <w:color w:val="000000" w:themeColor="text1"/>
-        </w:rPr>
-        <w:t>)</w:t>
-      </w:r>
-    </w:p>
-    <w:p>
-      <w:pPr>
-        <w:ind w:left="2160"/>
-        <w:rPr>
-          <w:rFonts w:ascii="Courier New" w:hAnsi="Courier New" w:cs="Courier New"/>
-          <w:b/>
-          <w:bCs/>
-          <w:color w:val="000000" w:themeColor="text1"/>
-        </w:rPr>
-      </w:pPr>
-      <w:r>
-        <w:rPr>
-          <w:rFonts w:ascii="Courier New" w:hAnsi="Courier New" w:cs="Courier New"/>
-          <w:b/>
-          <w:bCs/>
-          <w:color w:val="000000" w:themeColor="text1"/>
+          <w:highlight w:val="yellow"/>
         </w:rPr>
         <w:t>print(ret)</w:t>
       </w:r>
